--- a/4-质量管理/运行记录类文件/040202-内部审核检查表.docx
+++ b/4-质量管理/运行记录类文件/040202-内部审核检查表.docx
@@ -841,8 +841,9 @@
           </w:tcPr>
           <w:p>
             <w:pPr>
-              <w:spacing w:before="173" w:line="267" w:lineRule="exact"/>
-              <w:ind w:left="260"/>
+              <w:spacing w:before="172" w:line="228" w:lineRule="auto"/>
+              <w:ind w:left="114"/>
+              <w:jc w:val="center"/>
               <w:rPr>
                 <w:rFonts w:hint="eastAsia" w:ascii="宋体" w:hAnsi="宋体" w:cs="宋体"/>
                 <w:sz w:val="20"/>
@@ -850,54 +851,68 @@
                 <w:lang w:eastAsia="zh-CN"/>
               </w:rPr>
             </w:pPr>
-            <w:r>
-              <w:rPr>
-                <w:rFonts w:hint="eastAsia"/>
-                <w:u w:val="single"/>
+            <w:bookmarkStart w:id="1" w:name="_GoBack"/>
+            <w:r>
+              <w:rPr>
+                <w:rFonts w:hint="eastAsia" w:ascii="宋体" w:hAnsi="宋体" w:cs="宋体"/>
+                <w:spacing w:val="7"/>
+                <w:sz w:val="20"/>
+                <w:szCs w:val="20"/>
                 <w:lang w:eastAsia="zh-CN"/>
               </w:rPr>
               <w:t>202</w:t>
             </w:r>
             <w:r>
               <w:rPr>
-                <w:rFonts w:hint="eastAsia"/>
-                <w:u w:val="single"/>
+                <w:rFonts w:hint="eastAsia" w:ascii="宋体" w:hAnsi="宋体" w:cs="宋体"/>
+                <w:spacing w:val="7"/>
+                <w:sz w:val="20"/>
+                <w:szCs w:val="20"/>
                 <w:lang w:val="en-US" w:eastAsia="zh-CN"/>
               </w:rPr>
               <w:t>6</w:t>
             </w:r>
             <w:r>
               <w:rPr>
-                <w:rFonts w:hint="eastAsia"/>
-                <w:u w:val="single"/>
+                <w:rFonts w:hint="eastAsia" w:ascii="宋体" w:hAnsi="宋体" w:cs="宋体"/>
+                <w:spacing w:val="7"/>
+                <w:sz w:val="20"/>
+                <w:szCs w:val="20"/>
                 <w:lang w:eastAsia="zh-CN"/>
               </w:rPr>
               <w:t>.</w:t>
             </w:r>
             <w:r>
               <w:rPr>
-                <w:rFonts w:hint="eastAsia"/>
-                <w:u w:val="single"/>
+                <w:rFonts w:hint="eastAsia" w:ascii="宋体" w:hAnsi="宋体" w:cs="宋体"/>
+                <w:spacing w:val="7"/>
+                <w:sz w:val="20"/>
+                <w:szCs w:val="20"/>
                 <w:lang w:val="en-US" w:eastAsia="zh-CN"/>
               </w:rPr>
               <w:t>04</w:t>
             </w:r>
             <w:r>
               <w:rPr>
-                <w:rFonts w:hint="eastAsia"/>
-                <w:u w:val="single"/>
+                <w:rFonts w:hint="eastAsia" w:ascii="宋体" w:hAnsi="宋体" w:cs="宋体"/>
+                <w:spacing w:val="7"/>
+                <w:sz w:val="20"/>
+                <w:szCs w:val="20"/>
                 <w:lang w:eastAsia="zh-CN"/>
               </w:rPr>
               <w:t>.</w:t>
             </w:r>
             <w:r>
               <w:rPr>
-                <w:rFonts w:hint="eastAsia"/>
-                <w:u w:val="single"/>
+                <w:rFonts w:hint="eastAsia" w:ascii="宋体" w:hAnsi="宋体" w:cs="宋体"/>
+                <w:spacing w:val="7"/>
+                <w:sz w:val="20"/>
+                <w:szCs w:val="20"/>
                 <w:lang w:val="en-US" w:eastAsia="zh-CN"/>
               </w:rPr>
               <w:t>16</w:t>
             </w:r>
+            <w:bookmarkEnd w:id="1"/>
           </w:p>
         </w:tc>
         <w:tc>
@@ -2833,6 +2848,12 @@
             <w:insideH w:val="single" w:color="000000" w:sz="8" w:space="0"/>
             <w:insideV w:val="single" w:color="000000" w:sz="8" w:space="0"/>
           </w:tblBorders>
+          <w:tblCellMar>
+            <w:top w:w="0" w:type="dxa"/>
+            <w:left w:w="0" w:type="dxa"/>
+            <w:bottom w:w="0" w:type="dxa"/>
+            <w:right w:w="0" w:type="dxa"/>
+          </w:tblCellMar>
         </w:tblPrEx>
         <w:trPr>
           <w:trHeight w:val="515" w:hRule="atLeast"/>
@@ -28189,6 +28210,12 @@
             <w:insideH w:val="single" w:color="000000" w:sz="8" w:space="0"/>
             <w:insideV w:val="single" w:color="000000" w:sz="8" w:space="0"/>
           </w:tblBorders>
+          <w:tblCellMar>
+            <w:top w:w="0" w:type="dxa"/>
+            <w:left w:w="0" w:type="dxa"/>
+            <w:bottom w:w="0" w:type="dxa"/>
+            <w:right w:w="0" w:type="dxa"/>
+          </w:tblCellMar>
         </w:tblPrEx>
         <w:trPr>
           <w:trHeight w:val="575" w:hRule="atLeast"/>
@@ -31866,12 +31893,6 @@
             <w:insideH w:val="single" w:color="000000" w:sz="8" w:space="0"/>
             <w:insideV w:val="single" w:color="000000" w:sz="8" w:space="0"/>
           </w:tblBorders>
-          <w:tblCellMar>
-            <w:top w:w="0" w:type="dxa"/>
-            <w:left w:w="0" w:type="dxa"/>
-            <w:bottom w:w="0" w:type="dxa"/>
-            <w:right w:w="0" w:type="dxa"/>
-          </w:tblCellMar>
         </w:tblPrEx>
         <w:trPr>
           <w:trHeight w:val="575" w:hRule="atLeast"/>
@@ -32937,8 +32958,6 @@
                 <w:lang w:eastAsia="zh-CN"/>
               </w:rPr>
             </w:pPr>
-            <w:bookmarkStart w:id="1" w:name="_GoBack"/>
-            <w:bookmarkEnd w:id="1"/>
           </w:p>
         </w:tc>
         <w:tc>

--- a/4-质量管理/运行记录类文件/040202-内部审核检查表.docx
+++ b/4-质量管理/运行记录类文件/040202-内部审核检查表.docx
@@ -153,7 +153,7 @@
       <w:tblPr>
         <w:tblStyle w:val="21"/>
         <w:tblW w:w="0" w:type="auto"/>
-        <w:tblInd w:w="2443" w:type="dxa"/>
+        <w:jc w:val="center"/>
         <w:tblBorders>
           <w:top w:val="none" w:color="auto" w:sz="0" w:space="0"/>
           <w:left w:val="none" w:color="auto" w:sz="0" w:space="0"/>
@@ -171,8 +171,8 @@
         </w:tblCellMar>
       </w:tblPr>
       <w:tblGrid>
-        <w:gridCol w:w="1818"/>
-        <w:gridCol w:w="4261"/>
+        <w:gridCol w:w="2200"/>
+        <w:gridCol w:w="2500"/>
       </w:tblGrid>
       <w:tr>
         <w:tblPrEx>
@@ -193,10 +193,11 @@
         </w:tblPrEx>
         <w:trPr>
           <w:trHeight w:val="810" w:hRule="atLeast"/>
+          <w:jc w:val="center"/>
         </w:trPr>
         <w:tc>
           <w:tcPr>
-            <w:tcW w:w="1818" w:type="dxa"/>
+            <w:tcW w:w="2200" w:type="dxa"/>
           </w:tcPr>
           <w:p>
             <w:pPr>
@@ -235,7 +236,7 @@
         </w:tc>
         <w:tc>
           <w:tcPr>
-            <w:tcW w:w="4261" w:type="dxa"/>
+            <w:tcW w:w="2500" w:type="dxa"/>
           </w:tcPr>
           <w:p>
             <w:pPr>
@@ -331,10 +332,11 @@
         </w:tblPrEx>
         <w:trPr>
           <w:trHeight w:val="810" w:hRule="atLeast"/>
+          <w:jc w:val="center"/>
         </w:trPr>
         <w:tc>
           <w:tcPr>
-            <w:tcW w:w="1818" w:type="dxa"/>
+            <w:tcW w:w="2200" w:type="dxa"/>
           </w:tcPr>
           <w:p>
             <w:pPr>
@@ -366,13 +368,13 @@
                 <w:u w:val="single"/>
                 <w:lang w:val="en-US" w:eastAsia="zh-CN"/>
               </w:rPr>
-              <w:t>赵维涵</w:t>
-            </w:r>
-          </w:p>
-        </w:tc>
-        <w:tc>
-          <w:tcPr>
-            <w:tcW w:w="4261" w:type="dxa"/>
+              <w:t>常海霞</w:t>
+            </w:r>
+          </w:p>
+        </w:tc>
+        <w:tc>
+          <w:tcPr>
+            <w:tcW w:w="2500" w:type="dxa"/>
           </w:tcPr>
           <w:p>
             <w:pPr>
@@ -386,9 +388,17 @@
             <w:r>
               <w:rPr>
                 <w:rFonts w:hint="eastAsia"/>
-                <w:lang w:eastAsia="zh-CN"/>
-              </w:rPr>
-              <w:t>编制时间</w:t>
+                <w:vertAlign w:val="baseline"/>
+                <w:lang w:val="en-US" w:eastAsia="zh-CN"/>
+              </w:rPr>
+              <w:t>审核</w:t>
+            </w:r>
+            <w:r>
+              <w:rPr>
+                <w:rFonts w:hint="eastAsia"/>
+                <w:lang w:eastAsia="zh-CN"/>
+              </w:rPr>
+              <w:t>时间</w:t>
             </w:r>
             <w:r>
               <w:rPr>
@@ -468,10 +478,11 @@
         </w:tblPrEx>
         <w:trPr>
           <w:trHeight w:val="635" w:hRule="atLeast"/>
+          <w:jc w:val="center"/>
         </w:trPr>
         <w:tc>
           <w:tcPr>
-            <w:tcW w:w="1818" w:type="dxa"/>
+            <w:tcW w:w="2200" w:type="dxa"/>
           </w:tcPr>
           <w:p>
             <w:pPr>
@@ -508,7 +519,7 @@
         </w:tc>
         <w:tc>
           <w:tcPr>
-            <w:tcW w:w="4261" w:type="dxa"/>
+            <w:tcW w:w="2500" w:type="dxa"/>
           </w:tcPr>
           <w:p>
             <w:pPr>
@@ -851,7 +862,7 @@
                 <w:lang w:eastAsia="zh-CN"/>
               </w:rPr>
             </w:pPr>
-            <w:bookmarkStart w:id="1" w:name="_GoBack"/>
+            <w:bookmarkStart w:id="1" w:name="_GoBack" w:colFirst="3" w:colLast="4"/>
             <w:r>
               <w:rPr>
                 <w:rFonts w:hint="eastAsia" w:ascii="宋体" w:hAnsi="宋体" w:cs="宋体"/>
@@ -912,7 +923,6 @@
               </w:rPr>
               <w:t>16</w:t>
             </w:r>
-            <w:bookmarkEnd w:id="1"/>
           </w:p>
         </w:tc>
         <w:tc>
@@ -970,11 +980,12 @@
         <w:tc>
           <w:tcPr>
             <w:tcW w:w="1148" w:type="dxa"/>
-          </w:tcPr>
-          <w:p>
-            <w:pPr>
-              <w:spacing w:before="172" w:line="228" w:lineRule="auto"/>
-              <w:ind w:left="313"/>
+            <w:vAlign w:val="top"/>
+          </w:tcPr>
+          <w:p>
+            <w:pPr>
+              <w:spacing w:before="173" w:line="229" w:lineRule="auto"/>
+              <w:ind w:left="314" w:leftChars="0"/>
               <w:rPr>
                 <w:rFonts w:hint="eastAsia" w:ascii="宋体" w:hAnsi="宋体" w:cs="宋体"/>
                 <w:sz w:val="20"/>
@@ -985,22 +996,24 @@
             <w:r>
               <w:rPr>
                 <w:rFonts w:hint="eastAsia" w:ascii="宋体" w:hAnsi="宋体" w:cs="宋体"/>
+                <w:spacing w:val="6"/>
                 <w:sz w:val="20"/>
                 <w:szCs w:val="20"/>
                 <w:lang w:eastAsia="zh-CN"/>
               </w:rPr>
-              <w:t>刘书峰</w:t>
+              <w:t>赵维涵</w:t>
             </w:r>
           </w:p>
         </w:tc>
         <w:tc>
           <w:tcPr>
             <w:tcW w:w="1150" w:type="dxa"/>
-          </w:tcPr>
-          <w:p>
-            <w:pPr>
-              <w:spacing w:before="172" w:line="228" w:lineRule="auto"/>
-              <w:ind w:left="313"/>
+            <w:vAlign w:val="top"/>
+          </w:tcPr>
+          <w:p>
+            <w:pPr>
+              <w:spacing w:before="173" w:line="229" w:lineRule="auto"/>
+              <w:ind w:left="314" w:leftChars="0"/>
               <w:rPr>
                 <w:rFonts w:hint="eastAsia" w:ascii="宋体" w:hAnsi="宋体" w:cs="宋体"/>
                 <w:spacing w:val="5"/>
@@ -1010,33 +1023,36 @@
             </w:pPr>
             <w:r>
               <w:rPr>
-                <w:rFonts w:hint="eastAsia"/>
-                <w:lang w:val="en-US" w:eastAsia="zh-CN"/>
-              </w:rPr>
-              <w:t>赵维涵</w:t>
-            </w:r>
-          </w:p>
-        </w:tc>
-        <w:tc>
-          <w:tcPr>
-            <w:tcW w:w="1240" w:type="dxa"/>
-          </w:tcPr>
-          <w:p>
-            <w:pPr>
-              <w:spacing w:before="173" w:line="229" w:lineRule="auto"/>
-              <w:ind w:left="314"/>
-              <w:rPr>
-                <w:rFonts w:hint="eastAsia" w:ascii="宋体" w:hAnsi="宋体" w:cs="宋体"/>
-                <w:sz w:val="20"/>
-                <w:szCs w:val="20"/>
-              </w:rPr>
-            </w:pPr>
-            <w:r>
-              <w:rPr>
                 <w:rFonts w:hint="eastAsia" w:ascii="宋体" w:hAnsi="宋体" w:cs="宋体"/>
                 <w:spacing w:val="6"/>
                 <w:sz w:val="20"/>
                 <w:szCs w:val="20"/>
+                <w:lang w:val="en-US" w:eastAsia="zh-CN"/>
+              </w:rPr>
+              <w:t>常海霞</w:t>
+            </w:r>
+          </w:p>
+        </w:tc>
+        <w:tc>
+          <w:tcPr>
+            <w:tcW w:w="1240" w:type="dxa"/>
+          </w:tcPr>
+          <w:p>
+            <w:pPr>
+              <w:spacing w:before="173" w:line="229" w:lineRule="auto"/>
+              <w:ind w:left="314"/>
+              <w:rPr>
+                <w:rFonts w:hint="eastAsia" w:ascii="宋体" w:hAnsi="宋体" w:cs="宋体"/>
+                <w:sz w:val="20"/>
+                <w:szCs w:val="20"/>
+              </w:rPr>
+            </w:pPr>
+            <w:r>
+              <w:rPr>
+                <w:rFonts w:hint="eastAsia" w:ascii="宋体" w:hAnsi="宋体" w:cs="宋体"/>
+                <w:spacing w:val="6"/>
+                <w:sz w:val="20"/>
+                <w:szCs w:val="20"/>
                 <w:lang w:eastAsia="zh-CN"/>
               </w:rPr>
               <w:t>尹兆铮</w:t>
@@ -1044,6 +1060,7 @@
           </w:p>
         </w:tc>
       </w:tr>
+      <w:bookmarkEnd w:id="1"/>
       <w:tr>
         <w:tblPrEx>
           <w:tblBorders>
@@ -6410,17 +6427,6 @@
               </w:rPr>
               <w:t>查看服务能力管理改进相关制度文件（可包含在服务能</w:t>
             </w:r>
-          </w:p>
-          <w:p>
-            <w:pPr>
-              <w:pStyle w:val="27"/>
-              <w:spacing w:before="26" w:line="228" w:lineRule="auto"/>
-              <w:ind w:left="62"/>
-              <w:rPr>
-                <w:rFonts w:hint="eastAsia"/>
-                <w:lang w:eastAsia="zh-CN"/>
-              </w:rPr>
-            </w:pPr>
             <w:r>
               <w:rPr>
                 <w:spacing w:val="8"/>
@@ -6440,25 +6446,7 @@
                 <w:spacing w:val="8"/>
                 <w:lang w:eastAsia="zh-CN"/>
               </w:rPr>
-              <w:t>判断是否包含改进程序、改进策略、改</w:t>
-            </w:r>
-          </w:p>
-          <w:p>
-            <w:pPr>
-              <w:pStyle w:val="27"/>
-              <w:spacing w:before="12" w:line="192" w:lineRule="auto"/>
-              <w:ind w:left="256"/>
-              <w:rPr>
-                <w:rFonts w:hint="eastAsia"/>
-                <w:lang w:eastAsia="zh-CN"/>
-              </w:rPr>
-            </w:pPr>
-            <w:r>
-              <w:rPr>
-                <w:spacing w:val="8"/>
-                <w:lang w:eastAsia="zh-CN"/>
-              </w:rPr>
-              <w:t>进项级别、执行标准、改进效果评审和记录等内容；</w:t>
+              <w:t>判断是否包含改进程序、改进策略、改进项级别、执行标准、改进效果评审和记录等内容；</w:t>
             </w:r>
           </w:p>
           <w:p>
@@ -6488,59 +6476,12 @@
               </w:rPr>
               <w:t>查看运维服务能力改进计划，判断是否满足能力改进相</w:t>
             </w:r>
-          </w:p>
-          <w:p>
-            <w:pPr>
-              <w:pStyle w:val="27"/>
-              <w:spacing w:before="26" w:line="228" w:lineRule="auto"/>
-              <w:ind w:left="62"/>
-              <w:rPr>
-                <w:rFonts w:hint="eastAsia"/>
-                <w:lang w:eastAsia="zh-CN"/>
-              </w:rPr>
-            </w:pPr>
-            <w:r>
-              <w:rPr>
-                <w:spacing w:val="8"/>
-                <w:lang w:eastAsia="zh-CN"/>
-              </w:rPr>
-              <w:t>关管理制度要求；判断改进计划是否包含了内审、管理评</w:t>
-            </w:r>
-          </w:p>
-          <w:p>
-            <w:pPr>
-              <w:pStyle w:val="27"/>
-              <w:spacing w:before="12" w:line="228" w:lineRule="auto"/>
-              <w:ind w:left="69"/>
-              <w:rPr>
-                <w:rFonts w:hint="eastAsia"/>
-                <w:lang w:eastAsia="zh-CN"/>
-              </w:rPr>
-            </w:pPr>
-            <w:r>
-              <w:rPr>
-                <w:spacing w:val="8"/>
-                <w:lang w:eastAsia="zh-CN"/>
-              </w:rPr>
-              <w:t>审相关内容；判断改进计划是否有明确的改进项、改进目</w:t>
-            </w:r>
-          </w:p>
-          <w:p>
-            <w:pPr>
-              <w:pStyle w:val="27"/>
-              <w:spacing w:before="13" w:line="191" w:lineRule="auto"/>
-              <w:ind w:left="458"/>
-              <w:rPr>
-                <w:rFonts w:hint="eastAsia"/>
-                <w:lang w:eastAsia="zh-CN"/>
-              </w:rPr>
-            </w:pPr>
-            <w:r>
-              <w:rPr>
-                <w:spacing w:val="8"/>
-                <w:lang w:eastAsia="zh-CN"/>
-              </w:rPr>
-              <w:t>标、责任人、事件、改进效果和衡量指标内容；</w:t>
+            <w:r>
+              <w:rPr>
+                <w:spacing w:val="8"/>
+                <w:lang w:eastAsia="zh-CN"/>
+              </w:rPr>
+              <w:t>关管理制度要求；判断改进计划是否包含了内审、管理评审相关内容；判断改进计划是否有明确的改进项、改进目标、责任人、事件、改进效果和衡量指标内容；</w:t>
             </w:r>
           </w:p>
           <w:p>
@@ -6608,17 +6549,6 @@
               </w:rPr>
               <w:t>抽查改进方案的执行记录，判断改进方案是否得到了落</w:t>
             </w:r>
-          </w:p>
-          <w:p>
-            <w:pPr>
-              <w:pStyle w:val="27"/>
-              <w:spacing w:before="13" w:line="228" w:lineRule="auto"/>
-              <w:ind w:left="762"/>
-              <w:rPr>
-                <w:rFonts w:hint="eastAsia"/>
-                <w:lang w:eastAsia="zh-CN"/>
-              </w:rPr>
-            </w:pPr>
             <w:r>
               <w:rPr>
                 <w:spacing w:val="7"/>
@@ -7092,12 +7022,6 @@
             <w:insideH w:val="single" w:color="000000" w:sz="8" w:space="0"/>
             <w:insideV w:val="single" w:color="000000" w:sz="8" w:space="0"/>
           </w:tblBorders>
-          <w:tblCellMar>
-            <w:top w:w="0" w:type="dxa"/>
-            <w:left w:w="0" w:type="dxa"/>
-            <w:bottom w:w="0" w:type="dxa"/>
-            <w:right w:w="0" w:type="dxa"/>
-          </w:tblCellMar>
         </w:tblPrEx>
         <w:trPr>
           <w:trHeight w:val="575" w:hRule="atLeast"/>
@@ -14259,21 +14183,21 @@
                 <w:rFonts w:hint="eastAsia"/>
                 <w:lang w:eastAsia="zh-CN"/>
               </w:rPr>
-              <w:t>陕西华龙制药有限公司SPS产品支持运维服务-应急演练预案</w:t>
-            </w:r>
-          </w:p>
-          <w:p>
-            <w:pPr>
-              <w:rPr>
-                <w:lang w:eastAsia="zh-CN"/>
-              </w:rPr>
-            </w:pPr>
-            <w:r>
-              <w:rPr>
-                <w:rFonts w:hint="eastAsia"/>
-                <w:lang w:eastAsia="zh-CN"/>
-              </w:rPr>
-              <w:t>陕西华龙制药有限公司SPS产品支持运维服务-应急演练报告</w:t>
+              <w:t>天津港引航中心引航信息系统及设备维护项目-应急预案</w:t>
+            </w:r>
+          </w:p>
+          <w:p>
+            <w:pPr>
+              <w:rPr>
+                <w:lang w:eastAsia="zh-CN"/>
+              </w:rPr>
+            </w:pPr>
+            <w:r>
+              <w:rPr>
+                <w:rFonts w:hint="eastAsia"/>
+                <w:lang w:eastAsia="zh-CN"/>
+              </w:rPr>
+              <w:t>天津港引航中心引航信息系统及设备维护项目-应急演练报告</w:t>
             </w:r>
           </w:p>
         </w:tc>
@@ -14636,21 +14560,21 @@
                 <w:rFonts w:hint="eastAsia"/>
                 <w:lang w:eastAsia="zh-CN"/>
               </w:rPr>
-              <w:t>陕西华龙制药有限公司SPS产品支持运维服务-应急演练预案</w:t>
-            </w:r>
-          </w:p>
-          <w:p>
-            <w:pPr>
-              <w:rPr>
-                <w:lang w:eastAsia="zh-CN"/>
-              </w:rPr>
-            </w:pPr>
-            <w:r>
-              <w:rPr>
-                <w:rFonts w:hint="eastAsia"/>
-                <w:lang w:eastAsia="zh-CN"/>
-              </w:rPr>
-              <w:t>陕西华龙制药有限公司SPS产品支持运维服务-应急演练报告</w:t>
+              <w:t>天津港引航中心引航信息系统及设备维护项目-应急预案</w:t>
+            </w:r>
+          </w:p>
+          <w:p>
+            <w:pPr>
+              <w:rPr>
+                <w:lang w:eastAsia="zh-CN"/>
+              </w:rPr>
+            </w:pPr>
+            <w:r>
+              <w:rPr>
+                <w:rFonts w:hint="eastAsia"/>
+                <w:lang w:eastAsia="zh-CN"/>
+              </w:rPr>
+              <w:t>天津港引航中心引航信息系统及设备维护项目-应急演练报告</w:t>
             </w:r>
           </w:p>
         </w:tc>
@@ -15076,7 +15000,7 @@
                 <w:rFonts w:hint="eastAsia"/>
                 <w:lang w:eastAsia="zh-CN"/>
               </w:rPr>
-              <w:t>陕西华龙制药有限公司SPS产品支持运维服务-应急演练预案</w:t>
+              <w:t>天津港引航中心引航信息系统及设备维护项目-应急预案</w:t>
             </w:r>
           </w:p>
           <w:p>
@@ -15528,7 +15452,7 @@
                 <w:rFonts w:hint="eastAsia" w:ascii="Arial"/>
                 <w:lang w:eastAsia="zh-CN"/>
               </w:rPr>
-              <w:t>陕西华龙制药有限公司SPS产品支持运维服务-应急演练报告</w:t>
+              <w:t>天津港引航中心引航信息系统及设备维护项目-应急演练报告</w:t>
             </w:r>
           </w:p>
         </w:tc>
@@ -21135,12 +21059,6 @@
             <w:insideH w:val="single" w:color="000000" w:sz="8" w:space="0"/>
             <w:insideV w:val="single" w:color="000000" w:sz="8" w:space="0"/>
           </w:tblBorders>
-          <w:tblCellMar>
-            <w:top w:w="0" w:type="dxa"/>
-            <w:left w:w="0" w:type="dxa"/>
-            <w:bottom w:w="0" w:type="dxa"/>
-            <w:right w:w="0" w:type="dxa"/>
-          </w:tblCellMar>
         </w:tblPrEx>
         <w:trPr>
           <w:trHeight w:val="574" w:hRule="atLeast"/>
@@ -27972,7 +27890,7 @@
                 <w:rFonts w:hint="eastAsia"/>
                 <w:lang w:eastAsia="zh-CN"/>
               </w:rPr>
-              <w:t>陕西华龙制药有限公司SPS产品支持运维服务运维</w:t>
+              <w:t>天津港引航中心引航信息系统及设备维护项目运维</w:t>
             </w:r>
             <w:r>
               <w:rPr>
@@ -30122,12 +30040,6 @@
             <w:insideH w:val="single" w:color="000000" w:sz="8" w:space="0"/>
             <w:insideV w:val="single" w:color="000000" w:sz="8" w:space="0"/>
           </w:tblBorders>
-          <w:tblCellMar>
-            <w:top w:w="0" w:type="dxa"/>
-            <w:left w:w="0" w:type="dxa"/>
-            <w:bottom w:w="0" w:type="dxa"/>
-            <w:right w:w="0" w:type="dxa"/>
-          </w:tblCellMar>
         </w:tblPrEx>
         <w:trPr>
           <w:trHeight w:val="575" w:hRule="atLeast"/>
@@ -31893,6 +31805,12 @@
             <w:insideH w:val="single" w:color="000000" w:sz="8" w:space="0"/>
             <w:insideV w:val="single" w:color="000000" w:sz="8" w:space="0"/>
           </w:tblBorders>
+          <w:tblCellMar>
+            <w:top w:w="0" w:type="dxa"/>
+            <w:left w:w="0" w:type="dxa"/>
+            <w:bottom w:w="0" w:type="dxa"/>
+            <w:right w:w="0" w:type="dxa"/>
+          </w:tblCellMar>
         </w:tblPrEx>
         <w:trPr>
           <w:trHeight w:val="575" w:hRule="atLeast"/>
@@ -32405,7 +32323,7 @@
                 <w:rFonts w:hint="eastAsia"/>
                 <w:lang w:eastAsia="zh-CN"/>
               </w:rPr>
-              <w:t>陕西华龙制药有限公司SPS产品支持运维服务-应急演练报告</w:t>
+              <w:t>天津港引航中心引航信息系统及设备维护项目-应急演练报告</w:t>
             </w:r>
           </w:p>
           <w:p>
@@ -32423,7 +32341,7 @@
                 <w:rFonts w:hint="eastAsia"/>
                 <w:lang w:eastAsia="zh-CN"/>
               </w:rPr>
-              <w:t>陕西华龙制药有限公司SPS产品支持运维服务-应急演练大纲</w:t>
+              <w:t>天津港引航中心引航信息系统及设备维护项目-应急演练大纲</w:t>
             </w:r>
           </w:p>
         </w:tc>
@@ -33350,7 +33268,7 @@
                 <w:rFonts w:hint="eastAsia"/>
                 <w:lang w:eastAsia="zh-CN"/>
               </w:rPr>
-              <w:t>陕西华龙制药有限公司SPS产品支持运维服务-应急演练预案</w:t>
+              <w:t>天津港引航中心引航信息系统及设备维护项目-应急预案</w:t>
             </w:r>
           </w:p>
         </w:tc>
